--- a/tools/ksp-image-prompts/ручные_статьи_июнь/статья06_июнь_2026_chto-delat-pri-treschinah-na-zubah.docx
+++ b/tools/ksp-image-prompts/ручные_статьи_июнь/статья06_июнь_2026_chto-delat-pri-treschinah-na-zubah.docx
@@ -4,7 +4,21 @@
   <w:body>
     <w:p>
       <w:pPr>
-        <w:spacing w:after="240" w:before="0"/>
+        <w:spacing w:before="0" w:after="160" w:line="269" w:lineRule="auto"/>
+      </w:pPr>
+      <w:r>
+        <w:rPr>
+          <w:rFonts w:ascii="Arial" w:hAnsi="Arial"/>
+          <w:b/>
+          <w:color w:val="C00000"/>
+          <w:sz w:val="30"/>
+        </w:rPr>
+        <w:t>для Вконтакте:</w:t>
+      </w:r>
+    </w:p>
+    <w:p>
+      <w:pPr>
+        <w:spacing w:before="0" w:after="240" w:line="269" w:lineRule="auto"/>
       </w:pPr>
       <w:r>
         <w:rPr>
@@ -17,33 +31,7 @@
     </w:p>
     <w:p>
       <w:pPr>
-        <w:spacing w:after="160" w:before="0"/>
-      </w:pPr>
-      <w:r>
-        <w:rPr>
-          <w:rFonts w:ascii="Arial" w:hAnsi="Arial"/>
-          <w:b w:val="0"/>
-          <w:sz w:val="24"/>
-        </w:rPr>
-        <w:t>——————</w:t>
-      </w:r>
-    </w:p>
-    <w:p>
-      <w:pPr>
-        <w:spacing w:after="200" w:before="0"/>
-      </w:pPr>
-      <w:r>
-        <w:rPr>
-          <w:rFonts w:ascii="Arial" w:hAnsi="Arial"/>
-          <w:b/>
-          <w:sz w:val="28"/>
-        </w:rPr>
-        <w:t>Версия для ВКонтакте (ВК)</w:t>
-      </w:r>
-    </w:p>
-    <w:p>
-      <w:pPr>
-        <w:spacing w:after="80" w:before="0"/>
+        <w:spacing w:before="0" w:after="120" w:line="269" w:lineRule="auto"/>
       </w:pPr>
       <w:r>
         <w:rPr>
@@ -56,20 +44,21 @@
     </w:p>
     <w:p>
       <w:pPr>
-        <w:spacing w:after="80" w:before="0"/>
+        <w:spacing w:before="80" w:after="100" w:line="269" w:lineRule="auto"/>
       </w:pPr>
       <w:r>
         <w:rPr>
           <w:rFonts w:ascii="Arial" w:hAnsi="Arial"/>
-          <w:b w:val="0"/>
-          <w:sz w:val="24"/>
+          <w:b/>
+          <w:color w:val="1F4E79"/>
+          <w:sz w:val="26"/>
         </w:rPr>
         <w:t>📌 Почему появляются трещины</w:t>
       </w:r>
     </w:p>
     <w:p>
       <w:pPr>
-        <w:spacing w:after="80" w:before="0"/>
+        <w:spacing w:before="0" w:after="60" w:line="269" w:lineRule="auto"/>
       </w:pPr>
       <w:r>
         <w:rPr>
@@ -82,7 +71,7 @@
     </w:p>
     <w:p>
       <w:pPr>
-        <w:spacing w:after="80" w:before="0"/>
+        <w:spacing w:before="0" w:after="60" w:line="269" w:lineRule="auto"/>
       </w:pPr>
       <w:r>
         <w:rPr>
@@ -95,7 +84,7 @@
     </w:p>
     <w:p>
       <w:pPr>
-        <w:spacing w:after="80" w:before="0"/>
+        <w:spacing w:before="0" w:after="60" w:line="269" w:lineRule="auto"/>
       </w:pPr>
       <w:r>
         <w:rPr>
@@ -108,7 +97,7 @@
     </w:p>
     <w:p>
       <w:pPr>
-        <w:spacing w:after="80" w:before="0"/>
+        <w:spacing w:before="0" w:after="60" w:line="269" w:lineRule="auto"/>
       </w:pPr>
       <w:r>
         <w:rPr>
@@ -121,7 +110,7 @@
     </w:p>
     <w:p>
       <w:pPr>
-        <w:spacing w:after="80" w:before="0"/>
+        <w:spacing w:before="0" w:after="60" w:line="269" w:lineRule="auto"/>
       </w:pPr>
       <w:r>
         <w:rPr>
@@ -134,7 +123,7 @@
     </w:p>
     <w:p>
       <w:pPr>
-        <w:spacing w:after="80" w:before="0"/>
+        <w:spacing w:before="0" w:after="60" w:line="269" w:lineRule="auto"/>
       </w:pPr>
       <w:r>
         <w:rPr>
@@ -147,33 +136,42 @@
     </w:p>
     <w:p>
       <w:pPr>
-        <w:spacing w:after="80" w:before="0"/>
+        <w:spacing w:before="80" w:after="100" w:line="269" w:lineRule="auto"/>
       </w:pPr>
+      <w:r>
+        <w:rPr>
+          <w:rFonts w:ascii="Arial" w:hAnsi="Arial"/>
+          <w:b/>
+          <w:color w:val="1F4E79"/>
+          <w:sz w:val="26"/>
+        </w:rPr>
+        <w:t>✅ Что делать сразу</w:t>
+      </w:r>
+    </w:p>
+    <w:p>
+      <w:pPr>
+        <w:spacing w:after="80" w:line="269" w:lineRule="auto"/>
+      </w:pPr>
+      <w:r>
+        <w:rPr>
+          <w:rFonts w:ascii="Arial" w:hAnsi="Arial"/>
+          <w:b/>
+          <w:sz w:val="24"/>
+        </w:rPr>
+        <w:t xml:space="preserve">1. </w:t>
+      </w:r>
       <w:r>
         <w:rPr>
           <w:rFonts w:ascii="Arial" w:hAnsi="Arial"/>
           <w:b w:val="0"/>
           <w:sz w:val="24"/>
         </w:rPr>
-        <w:t>✅ Что делать сразу</w:t>
+        <w:t>Не нагружайте зуб.</w:t>
       </w:r>
     </w:p>
     <w:p>
       <w:pPr>
-        <w:spacing w:after="80" w:before="0"/>
-      </w:pPr>
-      <w:r>
-        <w:rPr>
-          <w:rFonts w:ascii="Arial" w:hAnsi="Arial"/>
-          <w:b w:val="0"/>
-          <w:sz w:val="24"/>
-        </w:rPr>
-        <w:t>1. Не нагружайте зуб.</w:t>
-      </w:r>
-    </w:p>
-    <w:p>
-      <w:pPr>
-        <w:spacing w:after="80" w:before="0"/>
+        <w:spacing w:before="0" w:after="120" w:line="269" w:lineRule="auto"/>
       </w:pPr>
       <w:r>
         <w:rPr>
@@ -186,20 +184,28 @@
     </w:p>
     <w:p>
       <w:pPr>
-        <w:spacing w:after="80" w:before="0"/>
+        <w:spacing w:after="80" w:line="269" w:lineRule="auto"/>
       </w:pPr>
+      <w:r>
+        <w:rPr>
+          <w:rFonts w:ascii="Arial" w:hAnsi="Arial"/>
+          <w:b/>
+          <w:sz w:val="24"/>
+        </w:rPr>
+        <w:t xml:space="preserve">2. </w:t>
+      </w:r>
       <w:r>
         <w:rPr>
           <w:rFonts w:ascii="Arial" w:hAnsi="Arial"/>
           <w:b w:val="0"/>
           <w:sz w:val="24"/>
         </w:rPr>
-        <w:t>2. Не грейте и не используйте агрессивные средства.</w:t>
+        <w:t>Не грейте и не используйте агрессивные средства.</w:t>
       </w:r>
     </w:p>
     <w:p>
       <w:pPr>
-        <w:spacing w:after="80" w:before="0"/>
+        <w:spacing w:before="0" w:after="120" w:line="269" w:lineRule="auto"/>
       </w:pPr>
       <w:r>
         <w:rPr>
@@ -212,20 +218,28 @@
     </w:p>
     <w:p>
       <w:pPr>
-        <w:spacing w:after="80" w:before="0"/>
+        <w:spacing w:after="80" w:line="269" w:lineRule="auto"/>
       </w:pPr>
+      <w:r>
+        <w:rPr>
+          <w:rFonts w:ascii="Arial" w:hAnsi="Arial"/>
+          <w:b/>
+          <w:sz w:val="24"/>
+        </w:rPr>
+        <w:t xml:space="preserve">3. </w:t>
+      </w:r>
       <w:r>
         <w:rPr>
           <w:rFonts w:ascii="Arial" w:hAnsi="Arial"/>
           <w:b w:val="0"/>
           <w:sz w:val="24"/>
         </w:rPr>
-        <w:t>3. Запишитесь к врачу как можно раньше.</w:t>
+        <w:t>Запишитесь к врачу как можно раньше.</w:t>
       </w:r>
     </w:p>
     <w:p>
       <w:pPr>
-        <w:spacing w:after="80" w:before="0"/>
+        <w:spacing w:before="0" w:after="120" w:line="269" w:lineRule="auto"/>
       </w:pPr>
       <w:r>
         <w:rPr>
@@ -238,20 +252,21 @@
     </w:p>
     <w:p>
       <w:pPr>
-        <w:spacing w:after="80" w:before="0"/>
+        <w:spacing w:before="80" w:after="100" w:line="269" w:lineRule="auto"/>
       </w:pPr>
       <w:r>
         <w:rPr>
           <w:rFonts w:ascii="Arial" w:hAnsi="Arial"/>
-          <w:b w:val="0"/>
-          <w:sz w:val="24"/>
+          <w:b/>
+          <w:color w:val="1F4E79"/>
+          <w:sz w:val="26"/>
         </w:rPr>
         <w:t>🩺 Как помогает стоматолог</w:t>
       </w:r>
     </w:p>
     <w:p>
       <w:pPr>
-        <w:spacing w:after="80" w:before="0"/>
+        <w:spacing w:before="0" w:after="120" w:line="269" w:lineRule="auto"/>
       </w:pPr>
       <w:r>
         <w:rPr>
@@ -264,20 +279,21 @@
     </w:p>
     <w:p>
       <w:pPr>
-        <w:spacing w:after="80" w:before="0"/>
+        <w:spacing w:before="80" w:after="100" w:line="269" w:lineRule="auto"/>
       </w:pPr>
       <w:r>
         <w:rPr>
           <w:rFonts w:ascii="Arial" w:hAnsi="Arial"/>
-          <w:b w:val="0"/>
-          <w:sz w:val="24"/>
+          <w:b/>
+          <w:color w:val="1F4E79"/>
+          <w:sz w:val="26"/>
         </w:rPr>
         <w:t>⚠️ Тревожные признаки</w:t>
       </w:r>
     </w:p>
     <w:p>
       <w:pPr>
-        <w:spacing w:after="80" w:before="0"/>
+        <w:spacing w:before="0" w:after="60" w:line="269" w:lineRule="auto"/>
       </w:pPr>
       <w:r>
         <w:rPr>
@@ -290,7 +306,7 @@
     </w:p>
     <w:p>
       <w:pPr>
-        <w:spacing w:after="80" w:before="0"/>
+        <w:spacing w:before="0" w:after="60" w:line="269" w:lineRule="auto"/>
       </w:pPr>
       <w:r>
         <w:rPr>
@@ -303,7 +319,7 @@
     </w:p>
     <w:p>
       <w:pPr>
-        <w:spacing w:after="80" w:before="0"/>
+        <w:spacing w:before="0" w:after="60" w:line="269" w:lineRule="auto"/>
       </w:pPr>
       <w:r>
         <w:rPr>
@@ -316,7 +332,7 @@
     </w:p>
     <w:p>
       <w:pPr>
-        <w:spacing w:after="80" w:before="0"/>
+        <w:spacing w:before="0" w:after="60" w:line="269" w:lineRule="auto"/>
       </w:pPr>
       <w:r>
         <w:rPr>
@@ -329,20 +345,21 @@
     </w:p>
     <w:p>
       <w:pPr>
-        <w:spacing w:after="80" w:before="0"/>
+        <w:spacing w:before="80" w:after="100" w:line="269" w:lineRule="auto"/>
       </w:pPr>
       <w:r>
         <w:rPr>
           <w:rFonts w:ascii="Arial" w:hAnsi="Arial"/>
-          <w:b w:val="0"/>
-          <w:sz w:val="24"/>
+          <w:b/>
+          <w:color w:val="1F4E79"/>
+          <w:sz w:val="26"/>
         </w:rPr>
         <w:t>💡 Важно</w:t>
       </w:r>
     </w:p>
     <w:p>
       <w:pPr>
-        <w:spacing w:after="80" w:before="0"/>
+        <w:spacing w:before="0" w:after="120" w:line="269" w:lineRule="auto"/>
       </w:pPr>
       <w:r>
         <w:rPr>
@@ -355,7 +372,171 @@
     </w:p>
     <w:p>
       <w:pPr>
-        <w:spacing w:after="80" w:before="0"/>
+        <w:spacing w:before="0" w:after="80" w:line="269" w:lineRule="auto"/>
+      </w:pPr>
+      <w:r>
+        <w:rPr>
+          <w:rFonts w:ascii="Arial" w:hAnsi="Arial"/>
+          <w:b/>
+          <w:sz w:val="24"/>
+        </w:rPr>
+        <w:t>📞 Запись в Королёвскую стоматологическую поликлинику: 8 (499) 490-55-55</w:t>
+      </w:r>
+    </w:p>
+    <w:p>
+      <w:pPr>
+        <w:spacing w:before="0" w:after="80" w:line="269" w:lineRule="auto"/>
+      </w:pPr>
+      <w:r>
+        <w:rPr>
+          <w:rFonts w:ascii="Arial" w:hAnsi="Arial"/>
+          <w:b/>
+          <w:sz w:val="24"/>
+        </w:rPr>
+        <w:t>🌐 https://clck.ru/3N8E8Q</w:t>
+      </w:r>
+    </w:p>
+    <w:p>
+      <w:pPr>
+        <w:spacing w:before="0" w:after="80" w:line="269" w:lineRule="auto"/>
+      </w:pPr>
+      <w:r>
+        <w:rPr>
+          <w:rFonts w:ascii="Arial" w:hAnsi="Arial"/>
+          <w:b w:val="0"/>
+          <w:sz w:val="24"/>
+        </w:rPr>
+        <w:t>#КоролёвскаяСтоматологическаяПоликлиника #КоролёвскаяСтоматология #стоматологияКоролёв</w:t>
+      </w:r>
+    </w:p>
+    <w:p>
+      <w:r>
+        <w:br w:type="page"/>
+      </w:r>
+    </w:p>
+    <w:p>
+      <w:pPr>
+        <w:spacing w:before="0" w:after="160" w:line="269" w:lineRule="auto"/>
+      </w:pPr>
+      <w:r>
+        <w:rPr>
+          <w:rFonts w:ascii="Arial" w:hAnsi="Arial"/>
+          <w:b/>
+          <w:color w:val="C00000"/>
+          <w:sz w:val="30"/>
+        </w:rPr>
+        <w:t>для Макс,Телеграм:</w:t>
+      </w:r>
+    </w:p>
+    <w:p>
+      <w:pPr>
+        <w:spacing w:before="0" w:after="240" w:line="269" w:lineRule="auto"/>
+      </w:pPr>
+      <w:r>
+        <w:rPr>
+          <w:rFonts w:ascii="Arial" w:hAnsi="Arial"/>
+          <w:b/>
+          <w:sz w:val="36"/>
+        </w:rPr>
+        <w:t>Что делать при трещинах на зубах</w:t>
+      </w:r>
+    </w:p>
+    <w:p>
+      <w:pPr>
+        <w:spacing w:before="0" w:after="120" w:line="269" w:lineRule="auto"/>
+      </w:pPr>
+      <w:r>
+        <w:rPr>
+          <w:rFonts w:ascii="Arial" w:hAnsi="Arial"/>
+          <w:b w:val="0"/>
+          <w:sz w:val="24"/>
+        </w:rPr>
+        <w:t>🦷⚠️ Трещина может болеть при накусывании, холоде или сладком — даже если скол почти не видно.</w:t>
+      </w:r>
+    </w:p>
+    <w:p>
+      <w:pPr>
+        <w:spacing w:before="80" w:after="100" w:line="269" w:lineRule="auto"/>
+      </w:pPr>
+      <w:r>
+        <w:rPr>
+          <w:rFonts w:ascii="Arial" w:hAnsi="Arial"/>
+          <w:b/>
+          <w:color w:val="1F4E79"/>
+          <w:sz w:val="26"/>
+        </w:rPr>
+        <w:t>✅ Что делать:</w:t>
+      </w:r>
+    </w:p>
+    <w:p>
+      <w:pPr>
+        <w:spacing w:before="0" w:after="60" w:line="269" w:lineRule="auto"/>
+      </w:pPr>
+      <w:r>
+        <w:rPr>
+          <w:rFonts w:ascii="Arial" w:hAnsi="Arial"/>
+          <w:b w:val="0"/>
+          <w:sz w:val="24"/>
+        </w:rPr>
+        <w:t>— не нагружайте зуб</w:t>
+      </w:r>
+    </w:p>
+    <w:p>
+      <w:pPr>
+        <w:spacing w:before="0" w:after="60" w:line="269" w:lineRule="auto"/>
+      </w:pPr>
+      <w:r>
+        <w:rPr>
+          <w:rFonts w:ascii="Arial" w:hAnsi="Arial"/>
+          <w:b w:val="0"/>
+          <w:sz w:val="24"/>
+        </w:rPr>
+        <w:t>— не грызите твёрдое</w:t>
+      </w:r>
+    </w:p>
+    <w:p>
+      <w:pPr>
+        <w:spacing w:before="0" w:after="60" w:line="269" w:lineRule="auto"/>
+      </w:pPr>
+      <w:r>
+        <w:rPr>
+          <w:rFonts w:ascii="Arial" w:hAnsi="Arial"/>
+          <w:b w:val="0"/>
+          <w:sz w:val="24"/>
+        </w:rPr>
+        <w:t>— не занимайтесь самолечением</w:t>
+      </w:r>
+    </w:p>
+    <w:p>
+      <w:pPr>
+        <w:spacing w:before="0" w:after="60" w:line="269" w:lineRule="auto"/>
+      </w:pPr>
+      <w:r>
+        <w:rPr>
+          <w:rFonts w:ascii="Arial" w:hAnsi="Arial"/>
+          <w:b w:val="0"/>
+          <w:sz w:val="24"/>
+        </w:rPr>
+        <w:t>— как можно раньше покажитесь врачу</w:t>
+      </w:r>
+    </w:p>
+    <w:p>
+      <w:pPr>
+        <w:spacing w:before="80" w:after="100" w:line="269" w:lineRule="auto"/>
+      </w:pPr>
+      <w:r>
+        <w:rPr>
+          <w:rFonts w:ascii="Arial" w:hAnsi="Arial"/>
+          <w:b/>
+          <w:color w:val="1F4E79"/>
+          <w:sz w:val="26"/>
+        </w:rPr>
+        <w:t>💡 Важно понять глубину трещины. Иногда достаточно пломбы или защиты зуба, иногда нужна коронка. Чем раньше осмотр, тем больше шансов сохранить зуб.</w:t>
+      </w:r>
+    </w:p>
+    <w:p>
+      <w:pPr>
+        <w:spacing w:before="0" w:after="80" w:line="269" w:lineRule="auto"/>
       </w:pPr>
       <w:r>
         <w:rPr>
@@ -368,7 +549,7 @@
     </w:p>
     <w:p>
       <w:pPr>
-        <w:spacing w:after="80" w:before="0"/>
+        <w:spacing w:before="0" w:after="80" w:line="269" w:lineRule="auto"/>
       </w:pPr>
       <w:r>
         <w:rPr>
@@ -381,175 +562,7 @@
     </w:p>
     <w:p>
       <w:pPr>
-        <w:spacing w:after="80" w:before="0"/>
-      </w:pPr>
-      <w:r>
-        <w:rPr>
-          <w:rFonts w:ascii="Arial" w:hAnsi="Arial"/>
-          <w:b w:val="0"/>
-          <w:sz w:val="24"/>
-        </w:rPr>
-        <w:t>#КоролёвскаяСтоматологическаяПоликлиника #КоролёвскаяСтоматология #стоматологияКоролёв</w:t>
-      </w:r>
-    </w:p>
-    <w:p>
-      <w:pPr>
-        <w:spacing w:after="120" w:before="0"/>
-      </w:pPr>
-      <w:r>
-        <w:rPr>
-          <w:rFonts w:ascii="Arial" w:hAnsi="Arial"/>
-          <w:b w:val="0"/>
-          <w:sz w:val="24"/>
-        </w:rPr>
-      </w:r>
-    </w:p>
-    <w:p>
-      <w:pPr>
-        <w:spacing w:after="160" w:before="0"/>
-      </w:pPr>
-      <w:r>
-        <w:rPr>
-          <w:rFonts w:ascii="Arial" w:hAnsi="Arial"/>
-          <w:b w:val="0"/>
-          <w:sz w:val="24"/>
-        </w:rPr>
-        <w:t>——————</w:t>
-      </w:r>
-    </w:p>
-    <w:p>
-      <w:pPr>
-        <w:spacing w:after="200" w:before="0"/>
-      </w:pPr>
-      <w:r>
-        <w:rPr>
-          <w:rFonts w:ascii="Arial" w:hAnsi="Arial"/>
-          <w:b/>
-          <w:sz w:val="28"/>
-        </w:rPr>
-        <w:t>Версия для Telegram / MAX (ТГ)</w:t>
-      </w:r>
-    </w:p>
-    <w:p>
-      <w:pPr>
-        <w:spacing w:after="80" w:before="0"/>
-      </w:pPr>
-      <w:r>
-        <w:rPr>
-          <w:rFonts w:ascii="Arial" w:hAnsi="Arial"/>
-          <w:b w:val="0"/>
-          <w:sz w:val="24"/>
-        </w:rPr>
-        <w:t>🦷⚠️ Трещина может болеть при накусывании, холоде или сладком — даже если скол почти не видно.</w:t>
-      </w:r>
-    </w:p>
-    <w:p>
-      <w:pPr>
-        <w:spacing w:after="80" w:before="0"/>
-      </w:pPr>
-      <w:r>
-        <w:rPr>
-          <w:rFonts w:ascii="Arial" w:hAnsi="Arial"/>
-          <w:b w:val="0"/>
-          <w:sz w:val="24"/>
-        </w:rPr>
-        <w:t>✅ Что делать:</w:t>
-      </w:r>
-    </w:p>
-    <w:p>
-      <w:pPr>
-        <w:spacing w:after="80" w:before="0"/>
-      </w:pPr>
-      <w:r>
-        <w:rPr>
-          <w:rFonts w:ascii="Arial" w:hAnsi="Arial"/>
-          <w:b w:val="0"/>
-          <w:sz w:val="24"/>
-        </w:rPr>
-        <w:t>— не нагружайте зуб</w:t>
-      </w:r>
-    </w:p>
-    <w:p>
-      <w:pPr>
-        <w:spacing w:after="80" w:before="0"/>
-      </w:pPr>
-      <w:r>
-        <w:rPr>
-          <w:rFonts w:ascii="Arial" w:hAnsi="Arial"/>
-          <w:b w:val="0"/>
-          <w:sz w:val="24"/>
-        </w:rPr>
-        <w:t>— не грызите твёрдое</w:t>
-      </w:r>
-    </w:p>
-    <w:p>
-      <w:pPr>
-        <w:spacing w:after="80" w:before="0"/>
-      </w:pPr>
-      <w:r>
-        <w:rPr>
-          <w:rFonts w:ascii="Arial" w:hAnsi="Arial"/>
-          <w:b w:val="0"/>
-          <w:sz w:val="24"/>
-        </w:rPr>
-        <w:t>— не занимайтесь самолечением</w:t>
-      </w:r>
-    </w:p>
-    <w:p>
-      <w:pPr>
-        <w:spacing w:after="80" w:before="0"/>
-      </w:pPr>
-      <w:r>
-        <w:rPr>
-          <w:rFonts w:ascii="Arial" w:hAnsi="Arial"/>
-          <w:b w:val="0"/>
-          <w:sz w:val="24"/>
-        </w:rPr>
-        <w:t>— как можно раньше покажитесь врачу</w:t>
-      </w:r>
-    </w:p>
-    <w:p>
-      <w:pPr>
-        <w:spacing w:after="80" w:before="0"/>
-      </w:pPr>
-      <w:r>
-        <w:rPr>
-          <w:rFonts w:ascii="Arial" w:hAnsi="Arial"/>
-          <w:b w:val="0"/>
-          <w:sz w:val="24"/>
-        </w:rPr>
-        <w:t>💡 Важно понять глубину трещины. Иногда достаточно пломбы или защиты зуба, иногда нужна коронка. Чем раньше осмотр, тем больше шансов сохранить зуб.</w:t>
-      </w:r>
-    </w:p>
-    <w:p>
-      <w:pPr>
-        <w:spacing w:after="80" w:before="0"/>
-      </w:pPr>
-      <w:r>
-        <w:rPr>
-          <w:rFonts w:ascii="Arial" w:hAnsi="Arial"/>
-          <w:b w:val="0"/>
-          <w:sz w:val="24"/>
-        </w:rPr>
-        <w:t>📞 Запись в Королёвскую стоматологическую поликлинику: 8 (499) 490-55-55</w:t>
-      </w:r>
-    </w:p>
-    <w:p>
-      <w:pPr>
-        <w:spacing w:after="80" w:before="0"/>
-      </w:pPr>
-      <w:r>
-        <w:rPr>
-          <w:rFonts w:ascii="Arial" w:hAnsi="Arial"/>
-          <w:b w:val="0"/>
-          <w:sz w:val="24"/>
-        </w:rPr>
-        <w:t>🌐 https://clck.ru/3N8E8Q</w:t>
-      </w:r>
-    </w:p>
-    <w:p>
-      <w:pPr>
-        <w:spacing w:after="80" w:before="0"/>
+        <w:spacing w:before="0" w:after="80" w:line="269" w:lineRule="auto"/>
       </w:pPr>
       <w:r>
         <w:rPr>
